--- a/zht/docx/039.content.docx
+++ b/zht/docx/039.content.docx
@@ -150,26 +150,6 @@
           <w:lang w:val="zh_TW" w:bidi="zh_TW"/>
         </w:rPr>
         <w:t>jiao</w:t>
-      </w:r>
-      <w:r>
-        <w:rPr>
-          <w:lang w:val="zh_TW" w:bidi="zh_TW"/>
-        </w:rPr>
-      </w:r>
-    </w:p>
-    <w:p>
-      <w:pPr/>
-      <w:r>
-        <w:rPr>
-          <w:lang w:val="zh_TW" w:bidi="zh_TW"/>
-        </w:rPr>
-      </w:r>
-      <w:r>
-        <w:rPr>
-          <w:i/>
-          <w:lang w:val="zh_TW" w:bidi="zh_TW"/>
-        </w:rPr>
-        <w:t>驕傲與謙卑, 教會, 教會的成長, 教會領袖, 教會是活潑的身體, 教會是神的殿</w:t>
       </w:r>
       <w:r>
         <w:rPr>

--- a/zht/docx/039.content.docx
+++ b/zht/docx/039.content.docx
@@ -19,7 +19,7 @@
         <w:rPr>
           <w:lang w:val="zh_TW" w:bidi="zh_TW"/>
         </w:rPr>
-        <w:t>Resource: Study Notes - Themes (Tyndale)</w:t>
+        <w:t>Resource: Tyndale Open Study Notes</w:t>
       </w:r>
       <w:r>
         <w:rPr>
@@ -112,7 +112,7 @@
         <w:rPr>
           <w:lang w:val="zh_TW" w:bidi="zh_TW"/>
         </w:rPr>
-        <w:t>Study Notes - Themes (Tyndale)</w:t>
+        <w:t>Tyndale Open Study Notes</w:t>
       </w:r>
     </w:p>
     <w:p>

--- a/zht/docx/039.content.docx
+++ b/zht/docx/039.content.docx
@@ -19,7 +19,7 @@
         <w:rPr>
           <w:lang w:val="zh_TW" w:bidi="zh_TW"/>
         </w:rPr>
-        <w:t>Resource: Tyndale Open Study Notes</w:t>
+        <w:t>Resource: Aquifer Open Study Notes (Themes)</w:t>
       </w:r>
       <w:r>
         <w:rPr>
@@ -112,7 +112,7 @@
         <w:rPr>
           <w:lang w:val="zh_TW" w:bidi="zh_TW"/>
         </w:rPr>
-        <w:t>Tyndale Open Study Notes</w:t>
+        <w:t>Aquifer Open Study Notes (Themes)</w:t>
       </w:r>
     </w:p>
     <w:p>

--- a/zht/docx/039.content.docx
+++ b/zht/docx/039.content.docx
@@ -233,54 +233,36 @@
         </w:rPr>
         <w:t>有關禮儀上的潔淨與不潔淨的規條，使以色列與其它民族有所區別。有一種觀點認為，不潔的事物與死亡或塵土有關（例如，見</w:t>
       </w:r>
-      <w:hyperlink r:id="rId13">
-        <w:r>
-          <w:rPr>
-            <w:lang w:val="zh_TW" w:bidi="zh_TW"/>
-          </w:rPr>
-          <w:rPr>
-            <w:color w:val="0000EE"/>
-            <w:u w:val="single"/>
-          </w:rPr>
-          <w:t>利21:1</w:t>
-        </w:r>
-      </w:hyperlink>
+      <w:r>
+        <w:rPr>
+          <w:lang w:val="zh_TW" w:bidi="zh_TW"/>
+        </w:rPr>
+        <w:t>利21:1</w:t>
+      </w:r>
       <w:r>
         <w:rPr>
           <w:lang w:val="zh_TW" w:bidi="zh_TW"/>
         </w:rPr>
         <w:t>、</w:t>
       </w:r>
-      <w:hyperlink r:id="rId14">
-        <w:r>
-          <w:rPr>
-            <w:lang w:val="zh_TW" w:bidi="zh_TW"/>
-          </w:rPr>
-          <w:rPr>
-            <w:color w:val="0000EE"/>
-            <w:u w:val="single"/>
-          </w:rPr>
-          <w:t>11</w:t>
-        </w:r>
-      </w:hyperlink>
+      <w:r>
+        <w:rPr>
+          <w:lang w:val="zh_TW" w:bidi="zh_TW"/>
+        </w:rPr>
+        <w:t>11</w:t>
+      </w:r>
       <w:r>
         <w:rPr>
           <w:lang w:val="zh_TW" w:bidi="zh_TW"/>
         </w:rPr>
         <w:t>，</w:t>
       </w:r>
-      <w:hyperlink r:id="rId15">
-        <w:r>
-          <w:rPr>
-            <w:lang w:val="zh_TW" w:bidi="zh_TW"/>
-          </w:rPr>
-          <w:rPr>
-            <w:color w:val="0000EE"/>
-            <w:u w:val="single"/>
-          </w:rPr>
-          <w:t>22:8</w:t>
-        </w:r>
-      </w:hyperlink>
+      <w:r>
+        <w:rPr>
+          <w:lang w:val="zh_TW" w:bidi="zh_TW"/>
+        </w:rPr>
+        <w:t>22:8</w:t>
+      </w:r>
       <w:r>
         <w:rPr>
           <w:lang w:val="zh_TW" w:bidi="zh_TW"/>
@@ -301,18 +283,12 @@
         </w:rPr>
         <w:t>正常的陸地動物是以植物為食的（見</w:t>
       </w:r>
-      <w:hyperlink r:id="rId16">
-        <w:r>
-          <w:rPr>
-            <w:lang w:val="zh_TW" w:bidi="zh_TW"/>
-          </w:rPr>
-          <w:rPr>
-            <w:color w:val="0000EE"/>
-            <w:u w:val="single"/>
-          </w:rPr>
-          <w:t>創1:30</w:t>
-        </w:r>
-      </w:hyperlink>
+      <w:r>
+        <w:rPr>
+          <w:lang w:val="zh_TW" w:bidi="zh_TW"/>
+        </w:rPr>
+        <w:t>創1:30</w:t>
+      </w:r>
       <w:r>
         <w:rPr>
           <w:lang w:val="zh_TW" w:bidi="zh_TW"/>
@@ -333,18 +309,12 @@
         </w:rPr>
         <w:t>不潔淨本身並非等同於有罪，但代表不配，不能接觸聖潔之物（例如，</w:t>
       </w:r>
-      <w:hyperlink r:id="rId17">
-        <w:r>
-          <w:rPr>
-            <w:lang w:val="zh_TW" w:bidi="zh_TW"/>
-          </w:rPr>
-          <w:rPr>
-            <w:color w:val="0000EE"/>
-            <w:u w:val="single"/>
-          </w:rPr>
-          <w:t>利11:44–45</w:t>
-        </w:r>
-      </w:hyperlink>
+      <w:r>
+        <w:rPr>
+          <w:lang w:val="zh_TW" w:bidi="zh_TW"/>
+        </w:rPr>
+        <w:t>利11:44–45</w:t>
+      </w:r>
       <w:r>
         <w:rPr>
           <w:lang w:val="zh_TW" w:bidi="zh_TW"/>
@@ -365,102 +335,60 @@
         </w:rPr>
         <w:t>在新約中，曾被視為不潔淨的事物如今已被潔淨（</w:t>
       </w:r>
-      <w:hyperlink r:id="rId18">
-        <w:r>
-          <w:rPr>
-            <w:lang w:val="zh_TW" w:bidi="zh_TW"/>
-          </w:rPr>
-          <w:rPr>
-            <w:color w:val="0000EE"/>
-            <w:u w:val="single"/>
-          </w:rPr>
-          <w:t>徒10:15、</w:t>
-        </w:r>
-      </w:hyperlink>
-      <w:hyperlink r:id="rId19">
-        <w:r>
-          <w:rPr>
-            <w:lang w:val="zh_TW" w:bidi="zh_TW"/>
-          </w:rPr>
-          <w:rPr>
-            <w:color w:val="0000EE"/>
-            <w:u w:val="single"/>
-          </w:rPr>
-          <w:t>28</w:t>
-        </w:r>
-      </w:hyperlink>
-      <w:hyperlink r:id="rId18">
-        <w:r>
-          <w:rPr>
-            <w:lang w:val="zh_TW" w:bidi="zh_TW"/>
-          </w:rPr>
-          <w:rPr>
-            <w:color w:val="0000EE"/>
-            <w:u w:val="single"/>
-          </w:rPr>
-          <w:t>、</w:t>
-        </w:r>
-      </w:hyperlink>
-      <w:hyperlink r:id="rId20">
-        <w:r>
-          <w:rPr>
-            <w:lang w:val="zh_TW" w:bidi="zh_TW"/>
-          </w:rPr>
-          <w:rPr>
-            <w:color w:val="0000EE"/>
-            <w:u w:val="single"/>
-          </w:rPr>
-          <w:t>45</w:t>
-        </w:r>
-      </w:hyperlink>
+      <w:r>
+        <w:rPr>
+          <w:lang w:val="zh_TW" w:bidi="zh_TW"/>
+        </w:rPr>
+        <w:t>徒10:15、</w:t>
+      </w:r>
+      <w:r>
+        <w:rPr>
+          <w:lang w:val="zh_TW" w:bidi="zh_TW"/>
+        </w:rPr>
+        <w:t>28</w:t>
+      </w:r>
+      <w:r>
+        <w:rPr>
+          <w:lang w:val="zh_TW" w:bidi="zh_TW"/>
+        </w:rPr>
+        <w:t>、</w:t>
+      </w:r>
+      <w:r>
+        <w:rPr>
+          <w:lang w:val="zh_TW" w:bidi="zh_TW"/>
+        </w:rPr>
+        <w:t>45</w:t>
+      </w:r>
       <w:r>
         <w:rPr>
           <w:lang w:val="zh_TW" w:bidi="zh_TW"/>
         </w:rPr>
         <w:t>）。然而，神仍重視秩序，並願意敬拜按著秩序進行（</w:t>
       </w:r>
-      <w:hyperlink r:id="rId21">
-        <w:r>
-          <w:rPr>
-            <w:lang w:val="zh_TW" w:bidi="zh_TW"/>
-          </w:rPr>
-          <w:rPr>
-            <w:color w:val="0000EE"/>
-            <w:u w:val="single"/>
-          </w:rPr>
-          <w:t>林前14:33、</w:t>
-        </w:r>
-      </w:hyperlink>
-      <w:hyperlink r:id="rId22">
-        <w:r>
-          <w:rPr>
-            <w:lang w:val="zh_TW" w:bidi="zh_TW"/>
-          </w:rPr>
-          <w:rPr>
-            <w:color w:val="0000EE"/>
-            <w:u w:val="single"/>
-          </w:rPr>
-          <w:t>40</w:t>
-        </w:r>
-      </w:hyperlink>
+      <w:r>
+        <w:rPr>
+          <w:lang w:val="zh_TW" w:bidi="zh_TW"/>
+        </w:rPr>
+        <w:t>林前14:33、</w:t>
+      </w:r>
+      <w:r>
+        <w:rPr>
+          <w:lang w:val="zh_TW" w:bidi="zh_TW"/>
+        </w:rPr>
+        <w:t>40</w:t>
+      </w:r>
       <w:r>
         <w:rPr>
           <w:lang w:val="zh_TW" w:bidi="zh_TW"/>
         </w:rPr>
         <w:t>）。神向悔改的人施恩（那些離棄惡行，轉向神的人）。然而，某些行為仍會冒犯祂的聖潔，不該出現在祂的面前（例如，亞拿尼亞和撒非喇的奉獻；見</w:t>
       </w:r>
-      <w:hyperlink r:id="rId23">
-        <w:r>
-          <w:rPr>
-            <w:lang w:val="zh_TW" w:bidi="zh_TW"/>
-          </w:rPr>
-          <w:rPr>
-            <w:color w:val="0000EE"/>
-            <w:u w:val="single"/>
-          </w:rPr>
-          <w:t>使5:1–11</w:t>
-        </w:r>
-      </w:hyperlink>
+      <w:r>
+        <w:rPr>
+          <w:lang w:val="zh_TW" w:bidi="zh_TW"/>
+        </w:rPr>
+        <w:t>使5:1–11</w:t>
+      </w:r>
       <w:r>
         <w:rPr>
           <w:lang w:val="zh_TW" w:bidi="zh_TW"/>
@@ -490,258 +418,162 @@
           <w:lang w:val="zh_TW" w:bidi="zh_TW"/>
         </w:rPr>
       </w:r>
-      <w:hyperlink r:id="rId24">
-        <w:r>
-          <w:rPr>
-            <w:lang w:val="zh_TW" w:bidi="zh_TW"/>
-          </w:rPr>
-          <w:rPr>
-            <w:color w:val="0000EE"/>
-            <w:u w:val="single"/>
-          </w:rPr>
-          <w:t>創7:2</w:t>
-        </w:r>
-      </w:hyperlink>
+      <w:r>
+        <w:rPr>
+          <w:lang w:val="zh_TW" w:bidi="zh_TW"/>
+        </w:rPr>
+        <w:t>創7:2</w:t>
+      </w:r>
       <w:r>
         <w:rPr>
           <w:lang w:val="zh_TW" w:bidi="zh_TW"/>
         </w:rPr>
         <w:t>；</w:t>
       </w:r>
-      <w:hyperlink r:id="rId25">
-        <w:r>
-          <w:rPr>
-            <w:lang w:val="zh_TW" w:bidi="zh_TW"/>
-          </w:rPr>
-          <w:rPr>
-            <w:color w:val="0000EE"/>
-            <w:u w:val="single"/>
-          </w:rPr>
-          <w:t>利11:1–15:33，</w:t>
-        </w:r>
-      </w:hyperlink>
-      <w:hyperlink r:id="rId26">
-        <w:r>
-          <w:rPr>
-            <w:lang w:val="zh_TW" w:bidi="zh_TW"/>
-          </w:rPr>
-          <w:rPr>
-            <w:color w:val="0000EE"/>
-            <w:u w:val="single"/>
-          </w:rPr>
-          <w:t>21:1–23，</w:t>
-        </w:r>
-      </w:hyperlink>
-      <w:hyperlink r:id="rId27">
-        <w:r>
-          <w:rPr>
-            <w:lang w:val="zh_TW" w:bidi="zh_TW"/>
-          </w:rPr>
-          <w:rPr>
-            <w:color w:val="0000EE"/>
-            <w:u w:val="single"/>
-          </w:rPr>
-          <w:t>22:3–8</w:t>
-        </w:r>
-      </w:hyperlink>
+      <w:r>
+        <w:rPr>
+          <w:lang w:val="zh_TW" w:bidi="zh_TW"/>
+        </w:rPr>
+        <w:t>利11:1–15:33，</w:t>
+      </w:r>
+      <w:r>
+        <w:rPr>
+          <w:lang w:val="zh_TW" w:bidi="zh_TW"/>
+        </w:rPr>
+        <w:t>21:1–23，</w:t>
+      </w:r>
+      <w:r>
+        <w:rPr>
+          <w:lang w:val="zh_TW" w:bidi="zh_TW"/>
+        </w:rPr>
+        <w:t>22:3–8</w:t>
+      </w:r>
       <w:r>
         <w:rPr>
           <w:lang w:val="zh_TW" w:bidi="zh_TW"/>
         </w:rPr>
         <w:t>；</w:t>
       </w:r>
-      <w:hyperlink r:id="rId28">
-        <w:r>
-          <w:rPr>
-            <w:lang w:val="zh_TW" w:bidi="zh_TW"/>
-          </w:rPr>
-          <w:rPr>
-            <w:color w:val="0000EE"/>
-            <w:u w:val="single"/>
-          </w:rPr>
-          <w:t>民19:1–22</w:t>
-        </w:r>
-      </w:hyperlink>
+      <w:r>
+        <w:rPr>
+          <w:lang w:val="zh_TW" w:bidi="zh_TW"/>
+        </w:rPr>
+        <w:t>民19:1–22</w:t>
+      </w:r>
       <w:r>
         <w:rPr>
           <w:lang w:val="zh_TW" w:bidi="zh_TW"/>
         </w:rPr>
         <w:t>；</w:t>
       </w:r>
-      <w:hyperlink r:id="rId29">
-        <w:r>
-          <w:rPr>
-            <w:lang w:val="zh_TW" w:bidi="zh_TW"/>
-          </w:rPr>
-          <w:rPr>
-            <w:color w:val="0000EE"/>
-            <w:u w:val="single"/>
-          </w:rPr>
-          <w:t>申14:1–21，</w:t>
-        </w:r>
-      </w:hyperlink>
-      <w:hyperlink r:id="rId30">
-        <w:r>
-          <w:rPr>
-            <w:lang w:val="zh_TW" w:bidi="zh_TW"/>
-          </w:rPr>
-          <w:rPr>
-            <w:color w:val="0000EE"/>
-            <w:u w:val="single"/>
-          </w:rPr>
-          <w:t>21:1–9</w:t>
-        </w:r>
-      </w:hyperlink>
+      <w:r>
+        <w:rPr>
+          <w:lang w:val="zh_TW" w:bidi="zh_TW"/>
+        </w:rPr>
+        <w:t>申14:1–21，</w:t>
+      </w:r>
+      <w:r>
+        <w:rPr>
+          <w:lang w:val="zh_TW" w:bidi="zh_TW"/>
+        </w:rPr>
+        <w:t>21:1–9</w:t>
+      </w:r>
       <w:r>
         <w:rPr>
           <w:lang w:val="zh_TW" w:bidi="zh_TW"/>
         </w:rPr>
         <w:t>；</w:t>
       </w:r>
-      <w:hyperlink r:id="rId31">
-        <w:r>
-          <w:rPr>
-            <w:lang w:val="zh_TW" w:bidi="zh_TW"/>
-          </w:rPr>
-          <w:rPr>
-            <w:color w:val="0000EE"/>
-            <w:u w:val="single"/>
-          </w:rPr>
-          <w:t>詩19:9，</w:t>
-        </w:r>
-      </w:hyperlink>
-      <w:hyperlink r:id="rId32">
-        <w:r>
-          <w:rPr>
-            <w:lang w:val="zh_TW" w:bidi="zh_TW"/>
-          </w:rPr>
-          <w:rPr>
-            <w:color w:val="0000EE"/>
-            <w:u w:val="single"/>
-          </w:rPr>
-          <w:t>24:3–4，</w:t>
-        </w:r>
-      </w:hyperlink>
-      <w:hyperlink r:id="rId33">
-        <w:r>
-          <w:rPr>
-            <w:lang w:val="zh_TW" w:bidi="zh_TW"/>
-          </w:rPr>
-          <w:rPr>
-            <w:color w:val="0000EE"/>
-            <w:u w:val="single"/>
-          </w:rPr>
-          <w:t>51:7–10</w:t>
-        </w:r>
-      </w:hyperlink>
+      <w:r>
+        <w:rPr>
+          <w:lang w:val="zh_TW" w:bidi="zh_TW"/>
+        </w:rPr>
+        <w:t>詩19:9，</w:t>
+      </w:r>
+      <w:r>
+        <w:rPr>
+          <w:lang w:val="zh_TW" w:bidi="zh_TW"/>
+        </w:rPr>
+        <w:t>24:3–4，</w:t>
+      </w:r>
+      <w:r>
+        <w:rPr>
+          <w:lang w:val="zh_TW" w:bidi="zh_TW"/>
+        </w:rPr>
+        <w:t>51:7–10</w:t>
+      </w:r>
       <w:r>
         <w:rPr>
           <w:lang w:val="zh_TW" w:bidi="zh_TW"/>
         </w:rPr>
         <w:t>；</w:t>
       </w:r>
-      <w:hyperlink r:id="rId34">
-        <w:r>
-          <w:rPr>
-            <w:lang w:val="zh_TW" w:bidi="zh_TW"/>
-          </w:rPr>
-          <w:rPr>
-            <w:color w:val="0000EE"/>
-            <w:u w:val="single"/>
-          </w:rPr>
-          <w:t>賽52:11</w:t>
-        </w:r>
-      </w:hyperlink>
+      <w:r>
+        <w:rPr>
+          <w:lang w:val="zh_TW" w:bidi="zh_TW"/>
+        </w:rPr>
+        <w:t>賽52:11</w:t>
+      </w:r>
       <w:r>
         <w:rPr>
           <w:lang w:val="zh_TW" w:bidi="zh_TW"/>
         </w:rPr>
         <w:t>；</w:t>
       </w:r>
-      <w:hyperlink r:id="rId35">
-        <w:r>
-          <w:rPr>
-            <w:lang w:val="zh_TW" w:bidi="zh_TW"/>
-          </w:rPr>
-          <w:rPr>
-            <w:color w:val="0000EE"/>
-            <w:u w:val="single"/>
-          </w:rPr>
-          <w:t>太8:2–4</w:t>
-        </w:r>
-      </w:hyperlink>
+      <w:r>
+        <w:rPr>
+          <w:lang w:val="zh_TW" w:bidi="zh_TW"/>
+        </w:rPr>
+        <w:t>太8:2–4</w:t>
+      </w:r>
       <w:r>
         <w:rPr>
           <w:lang w:val="zh_TW" w:bidi="zh_TW"/>
         </w:rPr>
         <w:t>；</w:t>
       </w:r>
-      <w:hyperlink r:id="rId36">
-        <w:r>
-          <w:rPr>
-            <w:lang w:val="zh_TW" w:bidi="zh_TW"/>
-          </w:rPr>
-          <w:rPr>
-            <w:color w:val="0000EE"/>
-            <w:u w:val="single"/>
-          </w:rPr>
-          <w:t>約13:10–11</w:t>
-        </w:r>
-      </w:hyperlink>
+      <w:r>
+        <w:rPr>
+          <w:lang w:val="zh_TW" w:bidi="zh_TW"/>
+        </w:rPr>
+        <w:t>約13:10–11</w:t>
+      </w:r>
       <w:r>
         <w:rPr>
           <w:lang w:val="zh_TW" w:bidi="zh_TW"/>
         </w:rPr>
         <w:t>；</w:t>
       </w:r>
-      <w:hyperlink r:id="rId37">
-        <w:r>
-          <w:rPr>
-            <w:lang w:val="zh_TW" w:bidi="zh_TW"/>
-          </w:rPr>
-          <w:rPr>
-            <w:color w:val="0000EE"/>
-            <w:u w:val="single"/>
-          </w:rPr>
-          <w:t>徒10:9–28</w:t>
-        </w:r>
-      </w:hyperlink>
+      <w:r>
+        <w:rPr>
+          <w:lang w:val="zh_TW" w:bidi="zh_TW"/>
+        </w:rPr>
+        <w:t>徒10:9–28</w:t>
+      </w:r>
       <w:r>
         <w:rPr>
           <w:lang w:val="zh_TW" w:bidi="zh_TW"/>
         </w:rPr>
         <w:t>；</w:t>
       </w:r>
-      <w:hyperlink r:id="rId38">
-        <w:r>
-          <w:rPr>
-            <w:lang w:val="zh_TW" w:bidi="zh_TW"/>
-          </w:rPr>
-          <w:rPr>
-            <w:color w:val="0000EE"/>
-            <w:u w:val="single"/>
-          </w:rPr>
-          <w:t>來9:13–15</w:t>
-        </w:r>
-      </w:hyperlink>
+      <w:r>
+        <w:rPr>
+          <w:lang w:val="zh_TW" w:bidi="zh_TW"/>
+        </w:rPr>
+        <w:t>來9:13–15</w:t>
+      </w:r>
       <w:r>
         <w:rPr>
           <w:lang w:val="zh_TW" w:bidi="zh_TW"/>
         </w:rPr>
         <w:t>、</w:t>
       </w:r>
-      <w:hyperlink r:id="rId39">
-        <w:r>
-          <w:rPr>
-            <w:lang w:val="zh_TW" w:bidi="zh_TW"/>
-          </w:rPr>
-          <w:rPr>
-            <w:color w:val="0000EE"/>
-            <w:u w:val="single"/>
-          </w:rPr>
-          <w:t>23</w:t>
-        </w:r>
-      </w:hyperlink>
+      <w:r>
+        <w:rPr>
+          <w:lang w:val="zh_TW" w:bidi="zh_TW"/>
+        </w:rPr>
+        <w:t>23</w:t>
+      </w:r>
       <w:r>
         <w:rPr>
           <w:lang w:val="zh_TW" w:bidi="zh_TW"/>
